--- a/03_Outputs/final scripts/ar/Module 2/2.3.0-ar.docx
+++ b/03_Outputs/final scripts/ar/Module 2/2.3.0-ar.docx
@@ -14,7 +14,7 @@
     </w:p>
     <w:p>
       <w:r>
-        <w:t xml:space="preserve">سندرس كيف يمكن لنهج تقاطعي — يأخذ في الاعتبار الجنس، والعرق، والوضع الاجتماعي الاقتصادي، والجغرافيا — أن يحول السياسات الطاقية لتكون أكثر شمولاً. على سبيل المثال، يمكن أن يؤدي تطبيق البيانات المفصلة والمشاركة المجتمعية المستهدفة إلى تحسين كبير في الوصول للفئات المهمشة.  </w:t>
+        <w:t xml:space="preserve">سندرس كيف يمكن لنهج تقاطعي — يأخذ في الاعتبار الجنس، والعرق، والوضع الاجتماعي الاقتصادي، والجغرافيا — أن يحول السياسات الطاقية لتكون أكثر شمولية. على سبيل المثال، يمكن أن يؤدي تطبيق البيانات المفصلة والمشاركة المجتمعية المستهدفة إلى تحسين كبير في الوصول للفئات المهمشة.  </w:t>
       </w:r>
     </w:p>
     <w:p>
@@ -34,12 +34,12 @@
     </w:p>
     <w:p>
       <w:r>
-        <w:t xml:space="preserve">أخيرًا، سنستكشف كيف تقوم الأدوات الرقمية والذكاء الاصطناعي بثورة في كيفية تخطيط وإدارة وتحسين أنظمة الطاقة. تتيح منصات البيانات الجغرافية المكانية استهداف المناطق غير المخدومة بدقة، بينما يحسن إدارة الذكاء الاصطناعي من مرونة وكفاءة النظام.  </w:t>
+        <w:t xml:space="preserve">أخيرًا، سنستكشف كيف تقوم الأدوات الرقمية والذكاء الاصطناعي بثورة في طريقة تخطيط وإدارة وتحسين أنظمة الطاقة. تتيح منصات البيانات الجغرافية المكانية استهداف المناطق غير المخدومة بدقة، بينما يحسن إدارة الذكاء الاصطناعي من مرونة وكفاءة النظام.  </w:t>
       </w:r>
     </w:p>
     <w:p>
       <w:r>
-        <w:t>باختصار، يتطلب سد فجوة الوصول إلى الطاقة استراتيجيات متكاملة — تجمع بين التكنولوجيا، والسياسات الشاملة، والتمويل المبتكر، والحلول الرقمية — التي تركز على الوصول إلى الأكثر ضعفًا. سيرشدك هذا الفصل عبر هذه الفرص، موضحًا كيف يمكن للجهود المنسقة أن تحول الطموح إلى عمل، وأن تضمن عدم ترك أحد خلف الركب.</w:t>
+        <w:t>باختصار، يتطلب سد فجوة الوصول إلى الطاقة استراتيجيات متكاملة — تجمع بين التكنولوجيا، والسياسات الشاملة، والتمويل المبتكر، والحلول الرقمية — مع التركيز على الوصول إلى الأكثر ضعفًا. سيرشدك هذا الفصل عبر هذه الفرص، موضحًا كيف يمكن للجهود المنسقة أن تحول الطموح إلى عمل، وأن تضمن عدم ترك أحد خلف الركب.</w:t>
       </w:r>
     </w:p>
     <w:sectPr>
